--- a/ipad_lib_sgp32/ipad_lib/doc/IPAd_Requirements_Traceability_Matrix.docx
+++ b/ipad_lib_sgp32/ipad_lib/doc/IPAd_Requirements_Traceability_Matrix.docx
@@ -133,7 +133,7 @@
         <w:rPr>
           <w:sz w:val="20"/>
         </w:rPr>
-        <w:t>All requirements VERIFIED</w:t>
+        <w:t>29/38 VERIFIED · 9 PARTIAL (config-only / indirect)</w:t>
       </w:r>
     </w:p>
     <w:p>
@@ -677,7 +677,255 @@
                 <w:b w:val="0"/>
                 <w:sz w:val="18"/>
               </w:rPr>
+              <w:t>0</w:t>
+            </w:r>
+          </w:p>
+        </w:tc>
+        <w:tc>
+          <w:tcPr>
+            <w:tcW w:type="dxa" w:w="2635"/>
+            <w:shd w:val="clear" w:color="auto" w:fill="FFF9C4"/>
+          </w:tcPr>
+          <w:p>
+            <w:r>
+              <w:rPr>
+                <w:b w:val="0"/>
+                <w:sz w:val="18"/>
+              </w:rPr>
+              <w:t>0% (config only)</w:t>
+            </w:r>
+          </w:p>
+        </w:tc>
+      </w:tr>
+      <w:tr>
+        <w:tc>
+          <w:tcPr>
+            <w:tcW w:type="dxa" w:w="2635"/>
+            <w:shd w:val="clear" w:color="auto" w:fill="FFFFFF"/>
+          </w:tcPr>
+          <w:p>
+            <w:r>
+              <w:rPr>
+                <w:b w:val="0"/>
+                <w:sz w:val="18"/>
+              </w:rPr>
+              <w:t>Security / TLS</w:t>
+            </w:r>
+          </w:p>
+        </w:tc>
+        <w:tc>
+          <w:tcPr>
+            <w:tcW w:type="dxa" w:w="2635"/>
+            <w:shd w:val="clear" w:color="auto" w:fill="FFFFFF"/>
+          </w:tcPr>
+          <w:p>
+            <w:r>
+              <w:rPr>
+                <w:b w:val="0"/>
+                <w:sz w:val="18"/>
+              </w:rPr>
+              <w:t>3</w:t>
+            </w:r>
+          </w:p>
+        </w:tc>
+        <w:tc>
+          <w:tcPr>
+            <w:tcW w:type="dxa" w:w="2635"/>
+            <w:shd w:val="clear" w:color="auto" w:fill="FFFFFF"/>
+          </w:tcPr>
+          <w:p>
+            <w:r>
+              <w:rPr>
+                <w:b w:val="0"/>
+                <w:sz w:val="18"/>
+              </w:rPr>
+              <w:t>0</w:t>
+            </w:r>
+          </w:p>
+        </w:tc>
+        <w:tc>
+          <w:tcPr>
+            <w:tcW w:type="dxa" w:w="2635"/>
+            <w:shd w:val="clear" w:color="auto" w:fill="FFF9C4"/>
+          </w:tcPr>
+          <w:p>
+            <w:r>
+              <w:rPr>
+                <w:b w:val="0"/>
+                <w:sz w:val="18"/>
+              </w:rPr>
+              <w:t>0% (config only)</w:t>
+            </w:r>
+          </w:p>
+        </w:tc>
+      </w:tr>
+      <w:tr>
+        <w:tc>
+          <w:tcPr>
+            <w:tcW w:type="dxa" w:w="2635"/>
+            <w:shd w:val="clear" w:color="auto" w:fill="FFFFFF"/>
+          </w:tcPr>
+          <w:p>
+            <w:r>
+              <w:rPr>
+                <w:b w:val="0"/>
+                <w:sz w:val="18"/>
+              </w:rPr>
+              <w:t>Event System</w:t>
+            </w:r>
+          </w:p>
+        </w:tc>
+        <w:tc>
+          <w:tcPr>
+            <w:tcW w:type="dxa" w:w="2635"/>
+            <w:shd w:val="clear" w:color="auto" w:fill="FFFFFF"/>
+          </w:tcPr>
+          <w:p>
+            <w:r>
+              <w:rPr>
+                <w:b w:val="0"/>
+                <w:sz w:val="18"/>
+              </w:rPr>
+              <w:t>5</w:t>
+            </w:r>
+          </w:p>
+        </w:tc>
+        <w:tc>
+          <w:tcPr>
+            <w:tcW w:type="dxa" w:w="2635"/>
+            <w:shd w:val="clear" w:color="auto" w:fill="FFFFFF"/>
+          </w:tcPr>
+          <w:p>
+            <w:r>
+              <w:rPr>
+                <w:b w:val="0"/>
+                <w:sz w:val="18"/>
+              </w:rPr>
               <w:t>4</w:t>
+            </w:r>
+          </w:p>
+        </w:tc>
+        <w:tc>
+          <w:tcPr>
+            <w:tcW w:type="dxa" w:w="2635"/>
+            <w:shd w:val="clear" w:color="auto" w:fill="FFF9C4"/>
+          </w:tcPr>
+          <w:p>
+            <w:r>
+              <w:rPr>
+                <w:b w:val="0"/>
+                <w:sz w:val="18"/>
+              </w:rPr>
+              <w:t>80%</w:t>
+            </w:r>
+          </w:p>
+        </w:tc>
+      </w:tr>
+      <w:tr>
+        <w:tc>
+          <w:tcPr>
+            <w:tcW w:type="dxa" w:w="2635"/>
+            <w:shd w:val="clear" w:color="auto" w:fill="FFFFFF"/>
+          </w:tcPr>
+          <w:p>
+            <w:r>
+              <w:rPr>
+                <w:b w:val="0"/>
+                <w:sz w:val="18"/>
+              </w:rPr>
+              <w:t>Error Handling</w:t>
+            </w:r>
+          </w:p>
+        </w:tc>
+        <w:tc>
+          <w:tcPr>
+            <w:tcW w:type="dxa" w:w="2635"/>
+            <w:shd w:val="clear" w:color="auto" w:fill="FFFFFF"/>
+          </w:tcPr>
+          <w:p>
+            <w:r>
+              <w:rPr>
+                <w:b w:val="0"/>
+                <w:sz w:val="18"/>
+              </w:rPr>
+              <w:t>3</w:t>
+            </w:r>
+          </w:p>
+        </w:tc>
+        <w:tc>
+          <w:tcPr>
+            <w:tcW w:type="dxa" w:w="2635"/>
+            <w:shd w:val="clear" w:color="auto" w:fill="FFFFFF"/>
+          </w:tcPr>
+          <w:p>
+            <w:r>
+              <w:rPr>
+                <w:b w:val="0"/>
+                <w:sz w:val="18"/>
+              </w:rPr>
+              <w:t>2</w:t>
+            </w:r>
+          </w:p>
+        </w:tc>
+        <w:tc>
+          <w:tcPr>
+            <w:tcW w:type="dxa" w:w="2635"/>
+            <w:shd w:val="clear" w:color="auto" w:fill="FFF9C4"/>
+          </w:tcPr>
+          <w:p>
+            <w:r>
+              <w:rPr>
+                <w:b w:val="0"/>
+                <w:sz w:val="18"/>
+              </w:rPr>
+              <w:t>67%</w:t>
+            </w:r>
+          </w:p>
+        </w:tc>
+      </w:tr>
+      <w:tr>
+        <w:tc>
+          <w:tcPr>
+            <w:tcW w:type="dxa" w:w="2635"/>
+            <w:shd w:val="clear" w:color="auto" w:fill="FFFFFF"/>
+          </w:tcPr>
+          <w:p>
+            <w:r>
+              <w:rPr>
+                <w:b w:val="0"/>
+                <w:sz w:val="18"/>
+              </w:rPr>
+              <w:t>Diagnostics</w:t>
+            </w:r>
+          </w:p>
+        </w:tc>
+        <w:tc>
+          <w:tcPr>
+            <w:tcW w:type="dxa" w:w="2635"/>
+            <w:shd w:val="clear" w:color="auto" w:fill="FFFFFF"/>
+          </w:tcPr>
+          <w:p>
+            <w:r>
+              <w:rPr>
+                <w:b w:val="0"/>
+                <w:sz w:val="18"/>
+              </w:rPr>
+              <w:t>3</w:t>
+            </w:r>
+          </w:p>
+        </w:tc>
+        <w:tc>
+          <w:tcPr>
+            <w:tcW w:type="dxa" w:w="2635"/>
+            <w:shd w:val="clear" w:color="auto" w:fill="FFFFFF"/>
+          </w:tcPr>
+          <w:p>
+            <w:r>
+              <w:rPr>
+                <w:b w:val="0"/>
+                <w:sz w:val="18"/>
+              </w:rPr>
+              <w:t>3</w:t>
             </w:r>
           </w:p>
         </w:tc>
@@ -692,7 +940,7 @@
                 <w:b w:val="0"/>
                 <w:sz w:val="18"/>
               </w:rPr>
-              <w:t>100% (mock)</w:t>
+              <w:t>100%</w:t>
             </w:r>
           </w:p>
         </w:tc>
@@ -701,15 +949,15 @@
         <w:tc>
           <w:tcPr>
             <w:tcW w:type="dxa" w:w="2635"/>
-            <w:shd w:val="clear" w:color="auto" w:fill="FFFFFF"/>
-          </w:tcPr>
-          <w:p>
-            <w:r>
-              <w:rPr>
-                <w:b w:val="0"/>
-                <w:sz w:val="18"/>
-              </w:rPr>
-              <w:t>Security / TLS</w:t>
+            <w:shd w:val="clear" w:color="auto" w:fill="FFF9C4"/>
+          </w:tcPr>
+          <w:p>
+            <w:r>
+              <w:rPr>
+                <w:b/>
+                <w:sz w:val="18"/>
+              </w:rPr>
+              <w:t>TOTAL</w:t>
             </w:r>
           </w:p>
         </w:tc>
@@ -721,10 +969,10 @@
           <w:p>
             <w:r>
               <w:rPr>
-                <w:b w:val="0"/>
-                <w:sz w:val="18"/>
-              </w:rPr>
-              <w:t>3</w:t>
+                <w:b/>
+                <w:sz w:val="18"/>
+              </w:rPr>
+              <w:t>38</w:t>
             </w:r>
           </w:p>
         </w:tc>
@@ -736,220 +984,17 @@
           <w:p>
             <w:r>
               <w:rPr>
-                <w:b w:val="0"/>
-                <w:sz w:val="18"/>
-              </w:rPr>
-              <w:t>3</w:t>
+                <w:b/>
+                <w:sz w:val="18"/>
+              </w:rPr>
+              <w:t>29</w:t>
             </w:r>
           </w:p>
         </w:tc>
         <w:tc>
           <w:tcPr>
             <w:tcW w:type="dxa" w:w="2635"/>
-            <w:shd w:val="clear" w:color="auto" w:fill="C8E6C9"/>
-          </w:tcPr>
-          <w:p>
-            <w:r>
-              <w:rPr>
-                <w:b w:val="0"/>
-                <w:sz w:val="18"/>
-              </w:rPr>
-              <w:t>100% (config)</w:t>
-            </w:r>
-          </w:p>
-        </w:tc>
-      </w:tr>
-      <w:tr>
-        <w:tc>
-          <w:tcPr>
-            <w:tcW w:type="dxa" w:w="2635"/>
-            <w:shd w:val="clear" w:color="auto" w:fill="FFFFFF"/>
-          </w:tcPr>
-          <w:p>
-            <w:r>
-              <w:rPr>
-                <w:b w:val="0"/>
-                <w:sz w:val="18"/>
-              </w:rPr>
-              <w:t>Event System</w:t>
-            </w:r>
-          </w:p>
-        </w:tc>
-        <w:tc>
-          <w:tcPr>
-            <w:tcW w:type="dxa" w:w="2635"/>
-            <w:shd w:val="clear" w:color="auto" w:fill="FFFFFF"/>
-          </w:tcPr>
-          <w:p>
-            <w:r>
-              <w:rPr>
-                <w:b w:val="0"/>
-                <w:sz w:val="18"/>
-              </w:rPr>
-              <w:t>5</w:t>
-            </w:r>
-          </w:p>
-        </w:tc>
-        <w:tc>
-          <w:tcPr>
-            <w:tcW w:type="dxa" w:w="2635"/>
-            <w:shd w:val="clear" w:color="auto" w:fill="FFFFFF"/>
-          </w:tcPr>
-          <w:p>
-            <w:r>
-              <w:rPr>
-                <w:b w:val="0"/>
-                <w:sz w:val="18"/>
-              </w:rPr>
-              <w:t>5</w:t>
-            </w:r>
-          </w:p>
-        </w:tc>
-        <w:tc>
-          <w:tcPr>
-            <w:tcW w:type="dxa" w:w="2635"/>
-            <w:shd w:val="clear" w:color="auto" w:fill="C8E6C9"/>
-          </w:tcPr>
-          <w:p>
-            <w:r>
-              <w:rPr>
-                <w:b w:val="0"/>
-                <w:sz w:val="18"/>
-              </w:rPr>
-              <w:t>100%</w:t>
-            </w:r>
-          </w:p>
-        </w:tc>
-      </w:tr>
-      <w:tr>
-        <w:tc>
-          <w:tcPr>
-            <w:tcW w:type="dxa" w:w="2635"/>
-            <w:shd w:val="clear" w:color="auto" w:fill="FFFFFF"/>
-          </w:tcPr>
-          <w:p>
-            <w:r>
-              <w:rPr>
-                <w:b w:val="0"/>
-                <w:sz w:val="18"/>
-              </w:rPr>
-              <w:t>Error Handling</w:t>
-            </w:r>
-          </w:p>
-        </w:tc>
-        <w:tc>
-          <w:tcPr>
-            <w:tcW w:type="dxa" w:w="2635"/>
-            <w:shd w:val="clear" w:color="auto" w:fill="FFFFFF"/>
-          </w:tcPr>
-          <w:p>
-            <w:r>
-              <w:rPr>
-                <w:b w:val="0"/>
-                <w:sz w:val="18"/>
-              </w:rPr>
-              <w:t>3</w:t>
-            </w:r>
-          </w:p>
-        </w:tc>
-        <w:tc>
-          <w:tcPr>
-            <w:tcW w:type="dxa" w:w="2635"/>
-            <w:shd w:val="clear" w:color="auto" w:fill="FFFFFF"/>
-          </w:tcPr>
-          <w:p>
-            <w:r>
-              <w:rPr>
-                <w:b w:val="0"/>
-                <w:sz w:val="18"/>
-              </w:rPr>
-              <w:t>3</w:t>
-            </w:r>
-          </w:p>
-        </w:tc>
-        <w:tc>
-          <w:tcPr>
-            <w:tcW w:type="dxa" w:w="2635"/>
-            <w:shd w:val="clear" w:color="auto" w:fill="C8E6C9"/>
-          </w:tcPr>
-          <w:p>
-            <w:r>
-              <w:rPr>
-                <w:b w:val="0"/>
-                <w:sz w:val="18"/>
-              </w:rPr>
-              <w:t>100%</w:t>
-            </w:r>
-          </w:p>
-        </w:tc>
-      </w:tr>
-      <w:tr>
-        <w:tc>
-          <w:tcPr>
-            <w:tcW w:type="dxa" w:w="2635"/>
-            <w:shd w:val="clear" w:color="auto" w:fill="FFFFFF"/>
-          </w:tcPr>
-          <w:p>
-            <w:r>
-              <w:rPr>
-                <w:b w:val="0"/>
-                <w:sz w:val="18"/>
-              </w:rPr>
-              <w:t>Diagnostics</w:t>
-            </w:r>
-          </w:p>
-        </w:tc>
-        <w:tc>
-          <w:tcPr>
-            <w:tcW w:type="dxa" w:w="2635"/>
-            <w:shd w:val="clear" w:color="auto" w:fill="FFFFFF"/>
-          </w:tcPr>
-          <w:p>
-            <w:r>
-              <w:rPr>
-                <w:b w:val="0"/>
-                <w:sz w:val="18"/>
-              </w:rPr>
-              <w:t>3</w:t>
-            </w:r>
-          </w:p>
-        </w:tc>
-        <w:tc>
-          <w:tcPr>
-            <w:tcW w:type="dxa" w:w="2635"/>
-            <w:shd w:val="clear" w:color="auto" w:fill="FFFFFF"/>
-          </w:tcPr>
-          <w:p>
-            <w:r>
-              <w:rPr>
-                <w:b w:val="0"/>
-                <w:sz w:val="18"/>
-              </w:rPr>
-              <w:t>3</w:t>
-            </w:r>
-          </w:p>
-        </w:tc>
-        <w:tc>
-          <w:tcPr>
-            <w:tcW w:type="dxa" w:w="2635"/>
-            <w:shd w:val="clear" w:color="auto" w:fill="C8E6C9"/>
-          </w:tcPr>
-          <w:p>
-            <w:r>
-              <w:rPr>
-                <w:b w:val="0"/>
-                <w:sz w:val="18"/>
-              </w:rPr>
-              <w:t>100%</w:t>
-            </w:r>
-          </w:p>
-        </w:tc>
-      </w:tr>
-      <w:tr>
-        <w:tc>
-          <w:tcPr>
-            <w:tcW w:type="dxa" w:w="2635"/>
-            <w:shd w:val="clear" w:color="auto" w:fill="C8E6C9"/>
+            <w:shd w:val="clear" w:color="auto" w:fill="FFF9C4"/>
           </w:tcPr>
           <w:p>
             <w:r>
@@ -957,52 +1002,7 @@
                 <w:b/>
                 <w:sz w:val="18"/>
               </w:rPr>
-              <w:t>TOTAL</w:t>
-            </w:r>
-          </w:p>
-        </w:tc>
-        <w:tc>
-          <w:tcPr>
-            <w:tcW w:type="dxa" w:w="2635"/>
-            <w:shd w:val="clear" w:color="auto" w:fill="FFFFFF"/>
-          </w:tcPr>
-          <w:p>
-            <w:r>
-              <w:rPr>
-                <w:b/>
-                <w:sz w:val="18"/>
-              </w:rPr>
-              <w:t>38</w:t>
-            </w:r>
-          </w:p>
-        </w:tc>
-        <w:tc>
-          <w:tcPr>
-            <w:tcW w:type="dxa" w:w="2635"/>
-            <w:shd w:val="clear" w:color="auto" w:fill="FFFFFF"/>
-          </w:tcPr>
-          <w:p>
-            <w:r>
-              <w:rPr>
-                <w:b/>
-                <w:sz w:val="18"/>
-              </w:rPr>
-              <w:t>38</w:t>
-            </w:r>
-          </w:p>
-        </w:tc>
-        <w:tc>
-          <w:tcPr>
-            <w:tcW w:type="dxa" w:w="2635"/>
-            <w:shd w:val="clear" w:color="auto" w:fill="C8E6C9"/>
-          </w:tcPr>
-          <w:p>
-            <w:r>
-              <w:rPr>
-                <w:b/>
-                <w:sz w:val="18"/>
-              </w:rPr>
-              <w:t>100%</w:t>
+              <w:t>76%</w:t>
             </w:r>
           </w:p>
         </w:tc>
@@ -1228,11 +1228,17 @@
                 <w:b w:val="0"/>
                 <w:sz w:val="18"/>
               </w:rPr>
-              <w:t>IpadInitTest.InitSuccess</w:t>
+              <w:t>IpadInitTest.SuccessfulInit</w:t>
+              <w:br/>
+              <w:t>IpadInitTest.NullConfigReturnsInvalidParam</w:t>
+              <w:br/>
+              <w:t>IpadInitTest.InitNullCardManagerFails</w:t>
               <w:br/>
               <w:t>TV-INIT-001</w:t>
               <w:br/>
-              <w:t>TC_WF_01</w:t>
+              <w:t>TC_WF_01_FullLifecycle</w:t>
+              <w:br/>
+              <w:t>BenchInit.InitDeinitCycle</w:t>
             </w:r>
           </w:p>
         </w:tc>
@@ -1334,9 +1340,9 @@
                 <w:b w:val="0"/>
                 <w:sz w:val="18"/>
               </w:rPr>
-              <w:t>IpadInitTest.DeinitSuccess</w:t>
+              <w:t>IpadInitTest.DeinitNullHandleIsNoop</w:t>
               <w:br/>
-              <w:t>TV-INIT-003</w:t>
+              <w:t>BenchInit.InitDeinitCycle</w:t>
             </w:r>
           </w:p>
         </w:tc>
@@ -1438,7 +1444,9 @@
                 <w:b w:val="0"/>
                 <w:sz w:val="18"/>
               </w:rPr>
-              <w:t>IpadTest.Configure</w:t>
+              <w:t>IpadTest.ConfigureUpdatesSettings</w:t>
+              <w:br/>
+              <w:t>IpadTest.ConfigureNullParamsReturnsError</w:t>
             </w:r>
           </w:p>
         </w:tc>
@@ -1542,9 +1550,9 @@
                 <w:b w:val="0"/>
                 <w:sz w:val="18"/>
               </w:rPr>
-              <w:t>IpadVersionTest.GetVersion</w:t>
+              <w:t>IpadVersionTest.GetVersionPopulatesFields</w:t>
               <w:br/>
-              <w:t>TV-VER-001</w:t>
+              <w:t>IpadVersionTest.GetVersionNullReturnsError</w:t>
             </w:r>
           </w:p>
         </w:tc>
@@ -1646,7 +1654,7 @@
                 <w:b w:val="0"/>
                 <w:sz w:val="18"/>
               </w:rPr>
-              <w:t>IpadTest.Selftest</w:t>
+              <w:t>IpadTest.SelfTestPasses</w:t>
             </w:r>
           </w:p>
         </w:tc>
@@ -1750,10 +1758,16 @@
                 <w:b w:val="0"/>
                 <w:sz w:val="18"/>
               </w:rPr>
-              <w:t>IpadTest.GetEid</w:t>
+              <w:t>IpadTest.GetEidReturnsExpectedValue</w:t>
+              <w:br/>
+              <w:t>IpadTest.GetEidFailsGracefully</w:t>
+              <w:br/>
+              <w:t>IpadTest.GetEidNullHandleReturnsError</w:t>
               <w:br/>
               <w:t>TV-EID-001</w:t>
               <w:br/>
+              <w:t>TV-EID-002</w:t>
+              <w:br/>
               <w:t>BenchSuite.GetEid</w:t>
             </w:r>
           </w:p>
@@ -1858,9 +1872,9 @@
                 <w:b w:val="0"/>
                 <w:sz w:val="18"/>
               </w:rPr>
-              <w:t>IpadTest.GetEuiccInfo</w:t>
+              <w:t>BenchSuite.GetEuiccInfo</w:t>
               <w:br/>
-              <w:t>BenchSuite.GetEuiccInfo</w:t>
+              <w:t>TC_WF_07_DiagnosticAfterChanges (indirect)</w:t>
             </w:r>
           </w:p>
         </w:tc>
@@ -1964,11 +1978,19 @@
                 <w:b w:val="0"/>
                 <w:sz w:val="18"/>
               </w:rPr>
-              <w:t>IpadTest.ProfileDownloadSync</w:t>
+              <w:t>IpadTest.DownloadProfileSync</w:t>
+              <w:br/>
+              <w:t>IpadTest.DownloadFailsWhenBackendFails</w:t>
+              <w:br/>
+              <w:t>IpadTest.DownloadNullActivationCodeReturnsError</w:t>
               <w:br/>
               <w:t>TV-DL-001</w:t>
               <w:br/>
-              <w:t>TC_WF_01</w:t>
+              <w:t>TV-DL-003</w:t>
+              <w:br/>
+              <w:t>TV-DL-004</w:t>
+              <w:br/>
+              <w:t>TC_WF_01_FullLifecycle</w:t>
               <w:br/>
               <w:t>BenchSuite.ProfileDownload</w:t>
             </w:r>
@@ -2074,9 +2096,7 @@
                 <w:b w:val="0"/>
                 <w:sz w:val="18"/>
               </w:rPr>
-              <w:t>IpadTest.ProfileDownloadConfirmationCode</w:t>
-              <w:br/>
-              <w:t>TV-DL-006</w:t>
+              <w:t>TV-DL-006 (download with confirmation code)</w:t>
             </w:r>
           </w:p>
         </w:tc>
@@ -2180,7 +2200,7 @@
                 <w:b w:val="0"/>
                 <w:sz w:val="18"/>
               </w:rPr>
-              <w:t>IpadTest.ProfileDownloadAsync</w:t>
+              <w:t>IpadTest.DownloadAsyncCallsCallback</w:t>
               <w:br/>
               <w:t>TV-DL-007</w:t>
             </w:r>
@@ -2394,11 +2414,11 @@
                 <w:b w:val="0"/>
                 <w:sz w:val="18"/>
               </w:rPr>
-              <w:t>IpadTest.ProfileDownloadAutoEnable</w:t>
+              <w:t>IpadTest.DownloadAndAutoEnable</w:t>
               <w:br/>
               <w:t>TV-DL-002</w:t>
               <w:br/>
-              <w:t>TC_WF_03</w:t>
+              <w:t>TC_WF_03_EventDrivenDownload</w:t>
             </w:r>
           </w:p>
         </w:tc>
@@ -2502,13 +2522,19 @@
                 <w:b w:val="0"/>
                 <w:sz w:val="18"/>
               </w:rPr>
-              <w:t>IpadTest.ProfileListEmpty</w:t>
+              <w:t>IpadTest.EmptyProfileList</w:t>
               <w:br/>
-              <w:t>IpadTest.ProfileListMultiple</w:t>
+              <w:t>IpadTest.ListOneProfile</w:t>
               <w:br/>
-              <w:t>TV-LST-001..003</w:t>
+              <w:t>IpadTest.ListMultipleProfiles</w:t>
               <w:br/>
-              <w:t>TC_WF_02</w:t>
+              <w:t>IpadTest.ListFailsWhenBackendFails</w:t>
+              <w:br/>
+              <w:t>TV-LST-001..004</w:t>
+              <w:br/>
+              <w:t>TC_WF_02_MultipleProfiles_Exclusivity</w:t>
+              <w:br/>
+              <w:t>TC_WF_05_ConcurrentListDuringDownload</w:t>
               <w:br/>
               <w:t>BenchSuite.ProfileListEmpty</w:t>
               <w:br/>
@@ -2614,9 +2640,9 @@
                 <w:b w:val="0"/>
                 <w:sz w:val="18"/>
               </w:rPr>
-              <w:t>IpadTest.ProfileGet</w:t>
+              <w:t>IpadTest.EnableNonExistentProfileReturnsError (NOT_FOUND path)</w:t>
               <w:br/>
-              <w:t>TV-LST-004</w:t>
+              <w:t>TC_WF_01_FullLifecycle (profile_get after delete)</w:t>
             </w:r>
           </w:p>
         </w:tc>
@@ -2718,11 +2744,15 @@
                 <w:b w:val="0"/>
                 <w:sz w:val="18"/>
               </w:rPr>
-              <w:t>IpadTest.ProfileEnable</w:t>
+              <w:t>IpadTest.EnableProfile</w:t>
+              <w:br/>
+              <w:t>IpadTest.EnableNonExistentProfileReturnsError</w:t>
               <w:br/>
               <w:t>TV-EN-001</w:t>
               <w:br/>
-              <w:t>TC_WF_01</w:t>
+              <w:t>TV-EN-002</w:t>
+              <w:br/>
+              <w:t>TC_WF_01_FullLifecycle</w:t>
               <w:br/>
               <w:t>BenchSuite.ProfileEnableDisable</w:t>
             </w:r>
@@ -2812,7 +2842,7 @@
                 <w:b w:val="0"/>
                 <w:sz w:val="18"/>
               </w:rPr>
-              <w:t>src/ipad.cpp — enforced by TelSDK setProfile; verified by integration test</w:t>
+              <w:t>src/ipad.cpp — enforced by TelSDK setProfile; verified by unit + integration test</w:t>
             </w:r>
           </w:p>
         </w:tc>
@@ -2826,9 +2856,11 @@
                 <w:b w:val="0"/>
                 <w:sz w:val="18"/>
               </w:rPr>
-              <w:t>TC_WF_02_MultipleProfiles_Exclusivity</w:t>
+              <w:t>IpadTest.EnableProfileExclusivity</w:t>
               <w:br/>
               <w:t>TV-EN-003</w:t>
+              <w:br/>
+              <w:t>TC_WF_02_MultipleProfiles_Exclusivity</w:t>
             </w:r>
           </w:p>
         </w:tc>
@@ -2930,11 +2962,11 @@
                 <w:b w:val="0"/>
                 <w:sz w:val="18"/>
               </w:rPr>
-              <w:t>IpadTest.ProfileDisable</w:t>
+              <w:t>IpadTest.DisableProfile</w:t>
               <w:br/>
               <w:t>TV-DIS-001</w:t>
               <w:br/>
-              <w:t>TC_WF_01</w:t>
+              <w:t>TC_WF_01_FullLifecycle</w:t>
               <w:br/>
               <w:t>BenchSuite.ProfileEnableDisable</w:t>
             </w:r>
@@ -3038,11 +3070,15 @@
                 <w:b w:val="0"/>
                 <w:sz w:val="18"/>
               </w:rPr>
-              <w:t>IpadTest.ProfileDelete</w:t>
+              <w:t>IpadTest.DeleteProfile</w:t>
+              <w:br/>
+              <w:t>IpadTest.DeleteNonExistentProfileReturnsError</w:t>
               <w:br/>
               <w:t>TV-DEL-001</w:t>
               <w:br/>
-              <w:t>TC_WF_01</w:t>
+              <w:t>TV-DEL-002</w:t>
+              <w:br/>
+              <w:t>TC_WF_01_FullLifecycle</w:t>
             </w:r>
           </w:p>
         </w:tc>
@@ -3144,10 +3180,12 @@
                 <w:b w:val="0"/>
                 <w:sz w:val="18"/>
               </w:rPr>
-              <w:t>IpadTest.SetNickname</w:t>
+              <w:t>IpadTest.UpdateNickname</w:t>
               <w:br/>
               <w:t>TV-NICK-001</w:t>
               <w:br/>
+              <w:t>TV-NICK-002</w:t>
+              <w:br/>
               <w:t>TC_WF_06_NicknamePersistence</w:t>
             </w:r>
           </w:p>
@@ -3250,11 +3288,11 @@
                 <w:b w:val="0"/>
                 <w:sz w:val="18"/>
               </w:rPr>
-              <w:t>IpadTest.ProfileGetState</w:t>
+              <w:t>TC_WF_01_FullLifecycle (get_state assertions)</w:t>
               <w:br/>
-              <w:t>TV-LST-005</w:t>
+              <w:t>TV-EN-001 (state_after)</w:t>
               <w:br/>
-              <w:t>TC_WF_01</w:t>
+              <w:t>TV-DIS-001 (state_after)</w:t>
             </w:r>
           </w:p>
         </w:tc>
@@ -3358,14 +3396,14 @@
                 <w:b w:val="0"/>
                 <w:sz w:val="18"/>
               </w:rPr>
-              <w:t>IpadInitTest.TransportTCP (config level)</w:t>
+              <w:t>No dedicated functional test. Enum accepted at config init (IpadInitTest.SuccessfulInit); transport behaviour not exercised by the mock backend.</w:t>
             </w:r>
           </w:p>
         </w:tc>
         <w:tc>
           <w:tcPr>
             <w:tcW w:type="dxa" w:w="1134"/>
-            <w:shd w:val="clear" w:color="auto" w:fill="C8E6C9"/>
+            <w:shd w:val="clear" w:color="auto" w:fill="FFF9C4"/>
           </w:tcPr>
           <w:p>
             <w:r>
@@ -3373,7 +3411,7 @@
                 <w:b/>
                 <w:sz w:val="18"/>
               </w:rPr>
-              <w:t>VERIFIED</w:t>
+              <w:t>PARTIAL</w:t>
             </w:r>
           </w:p>
         </w:tc>
@@ -3462,14 +3500,14 @@
                 <w:b w:val="0"/>
                 <w:sz w:val="18"/>
               </w:rPr>
-              <w:t>IpadInitTest.TransportCoAP (config level)</w:t>
+              <w:t>No dedicated functional test. Enum accepted at config init only.</w:t>
             </w:r>
           </w:p>
         </w:tc>
         <w:tc>
           <w:tcPr>
             <w:tcW w:type="dxa" w:w="1134"/>
-            <w:shd w:val="clear" w:color="auto" w:fill="C8E6C9"/>
+            <w:shd w:val="clear" w:color="auto" w:fill="FFF9C4"/>
           </w:tcPr>
           <w:p>
             <w:r>
@@ -3477,7 +3515,7 @@
                 <w:b/>
                 <w:sz w:val="18"/>
               </w:rPr>
-              <w:t>VERIFIED</w:t>
+              <w:t>PARTIAL</w:t>
             </w:r>
           </w:p>
         </w:tc>
@@ -3566,14 +3604,14 @@
                 <w:b w:val="0"/>
                 <w:sz w:val="18"/>
               </w:rPr>
-              <w:t>IpadInitTest.TransportMQTT (config level)</w:t>
+              <w:t>No dedicated functional test. Enum accepted at config init only.</w:t>
             </w:r>
           </w:p>
         </w:tc>
         <w:tc>
           <w:tcPr>
             <w:tcW w:type="dxa" w:w="1134"/>
-            <w:shd w:val="clear" w:color="auto" w:fill="C8E6C9"/>
+            <w:shd w:val="clear" w:color="auto" w:fill="FFF9C4"/>
           </w:tcPr>
           <w:p>
             <w:r>
@@ -3581,7 +3619,7 @@
                 <w:b/>
                 <w:sz w:val="18"/>
               </w:rPr>
-              <w:t>VERIFIED</w:t>
+              <w:t>PARTIAL</w:t>
             </w:r>
           </w:p>
         </w:tc>
@@ -3670,14 +3708,14 @@
                 <w:b w:val="0"/>
                 <w:sz w:val="18"/>
               </w:rPr>
-              <w:t>IpadInitTest.TransportSMS (config level)</w:t>
+              <w:t>No dedicated functional test. Enum accepted at config init only.</w:t>
             </w:r>
           </w:p>
         </w:tc>
         <w:tc>
           <w:tcPr>
             <w:tcW w:type="dxa" w:w="1134"/>
-            <w:shd w:val="clear" w:color="auto" w:fill="C8E6C9"/>
+            <w:shd w:val="clear" w:color="auto" w:fill="FFF9C4"/>
           </w:tcPr>
           <w:p>
             <w:r>
@@ -3685,7 +3723,7 @@
                 <w:b/>
                 <w:sz w:val="18"/>
               </w:rPr>
-              <w:t>VERIFIED</w:t>
+              <w:t>PARTIAL</w:t>
             </w:r>
           </w:p>
         </w:tc>
@@ -3774,14 +3812,14 @@
                 <w:b w:val="0"/>
                 <w:sz w:val="18"/>
               </w:rPr>
-              <w:t>IpadInitTest.TlsConfig (config level)</w:t>
+              <w:t>No dedicated functional test. TLS config struct accepted at init; handshake not exercised by the mock backend.</w:t>
             </w:r>
           </w:p>
         </w:tc>
         <w:tc>
           <w:tcPr>
             <w:tcW w:type="dxa" w:w="1134"/>
-            <w:shd w:val="clear" w:color="auto" w:fill="C8E6C9"/>
+            <w:shd w:val="clear" w:color="auto" w:fill="FFF9C4"/>
           </w:tcPr>
           <w:p>
             <w:r>
@@ -3789,7 +3827,7 @@
                 <w:b/>
                 <w:sz w:val="18"/>
               </w:rPr>
-              <w:t>VERIFIED</w:t>
+              <w:t>PARTIAL</w:t>
             </w:r>
           </w:p>
         </w:tc>
@@ -3878,14 +3916,14 @@
                 <w:b w:val="0"/>
                 <w:sz w:val="18"/>
               </w:rPr>
-              <w:t>IpadInitTest.MutualTLS (config level)</w:t>
+              <w:t>No dedicated functional test. Config fields accepted at init only.</w:t>
             </w:r>
           </w:p>
         </w:tc>
         <w:tc>
           <w:tcPr>
             <w:tcW w:type="dxa" w:w="1134"/>
-            <w:shd w:val="clear" w:color="auto" w:fill="C8E6C9"/>
+            <w:shd w:val="clear" w:color="auto" w:fill="FFF9C4"/>
           </w:tcPr>
           <w:p>
             <w:r>
@@ -3893,7 +3931,7 @@
                 <w:b/>
                 <w:sz w:val="18"/>
               </w:rPr>
-              <w:t>VERIFIED</w:t>
+              <w:t>PARTIAL</w:t>
             </w:r>
           </w:p>
         </w:tc>
@@ -3980,14 +4018,14 @@
                 <w:b w:val="0"/>
                 <w:sz w:val="18"/>
               </w:rPr>
-              <w:t>IpadInitTest.PeerVerify (config level)</w:t>
+              <w:t>No dedicated functional test. Config field accepted at init only.</w:t>
             </w:r>
           </w:p>
         </w:tc>
         <w:tc>
           <w:tcPr>
             <w:tcW w:type="dxa" w:w="1134"/>
-            <w:shd w:val="clear" w:color="auto" w:fill="C8E6C9"/>
+            <w:shd w:val="clear" w:color="auto" w:fill="FFF9C4"/>
           </w:tcPr>
           <w:p>
             <w:r>
@@ -3995,7 +4033,7 @@
                 <w:b/>
                 <w:sz w:val="18"/>
               </w:rPr>
-              <w:t>VERIFIED</w:t>
+              <w:t>PARTIAL</w:t>
             </w:r>
           </w:p>
         </w:tc>
@@ -4086,9 +4124,15 @@
                 <w:b w:val="0"/>
                 <w:sz w:val="18"/>
               </w:rPr>
-              <w:t>IpadTest.EventSubscribeUnsubscribe</w:t>
+              <w:t>IpadTest.EventSubscribeAndReceive</w:t>
               <w:br/>
-              <w:t>TV-EVT-001..003</w:t>
+              <w:t>IpadTest.UnsubscribeInvalidIdReturnsError</w:t>
+              <w:br/>
+              <w:t>TV-EVT-001</w:t>
+              <w:br/>
+              <w:t>TV-EVT-002</w:t>
+              <w:br/>
+              <w:t>TV-EVT-003</w:t>
               <w:br/>
               <w:t>BenchSuite.EventSubscribeUnsubscribe</w:t>
             </w:r>
@@ -4196,11 +4240,9 @@
                 <w:b w:val="0"/>
                 <w:sz w:val="18"/>
               </w:rPr>
+              <w:t>IpadTest.EventSubscribeAndReceive</w:t>
+              <w:br/>
               <w:t>TC_WF_03_EventDrivenDownload</w:t>
-              <w:br/>
-              <w:t>IpadTest.EventProfileEnabled</w:t>
-              <w:br/>
-              <w:t>IpadTest.EventProfileDeleted</w:t>
             </w:r>
           </w:p>
         </w:tc>
@@ -4302,7 +4344,7 @@
                 <w:b w:val="0"/>
                 <w:sz w:val="18"/>
               </w:rPr>
-              <w:t>IpadTest.EventEimConnected</w:t>
+              <w:t>IpadTest.ServiceStatusCallbacks</w:t>
             </w:r>
           </w:p>
         </w:tc>
@@ -4406,16 +4448,14 @@
                 <w:b w:val="0"/>
                 <w:sz w:val="18"/>
               </w:rPr>
-              <w:t>TC_WF_03 (multi-subscriber)</w:t>
-              <w:br/>
-              <w:t>IpadTest.EventMultipleSubscribers</w:t>
+              <w:t>Implemented and exercised indirectly (subscribe/unsubscribe tests), but no dedicated test asserts simultaneous delivery to two subscribers.</w:t>
             </w:r>
           </w:p>
         </w:tc>
         <w:tc>
           <w:tcPr>
             <w:tcW w:type="dxa" w:w="1134"/>
-            <w:shd w:val="clear" w:color="auto" w:fill="C8E6C9"/>
+            <w:shd w:val="clear" w:color="auto" w:fill="FFF9C4"/>
           </w:tcPr>
           <w:p>
             <w:r>
@@ -4423,7 +4463,7 @@
                 <w:b/>
                 <w:sz w:val="18"/>
               </w:rPr>
-              <w:t>VERIFIED</w:t>
+              <w:t>PARTIAL</w:t>
             </w:r>
           </w:p>
         </w:tc>
@@ -4510,7 +4550,9 @@
                 <w:b w:val="0"/>
                 <w:sz w:val="18"/>
               </w:rPr>
-              <w:t>IpadTest.EventPump</w:t>
+              <w:t>IpadTest.EventPumpWithNoEvents</w:t>
+              <w:br/>
+              <w:t>IpadTest.EventPumpNullHandleReturnsError</w:t>
             </w:r>
           </w:p>
         </w:tc>
@@ -4614,9 +4656,13 @@
                 <w:b w:val="0"/>
                 <w:sz w:val="18"/>
               </w:rPr>
-              <w:t>IpadUtilTest.Strerror</w:t>
+              <w:t>IpadUtilTest.StrerrorKnownCodes</w:t>
               <w:br/>
-              <w:t>TV-UTIL-001..016</w:t>
+              <w:t>IpadUtilTest.StrerrorUnknownCode</w:t>
+              <w:br/>
+              <w:t>TV-UTIL-001</w:t>
+              <w:br/>
+              <w:t>IpadTest.TelsdkStatusMapping{Failed,InvalidParam,NotSupported}</w:t>
             </w:r>
           </w:p>
         </w:tc>
@@ -4720,9 +4766,113 @@
                 <w:b w:val="0"/>
                 <w:sz w:val="18"/>
               </w:rPr>
-              <w:t>IpadInitTest.DefaultRetryCount</w:t>
+              <w:t>Recovery-after-failure is covered (TC_WF_04_RecoveryAfterFailure), but retry is performed at application level — no test asserts the stored retry_count drives internal re-attempts.</w:t>
+            </w:r>
+          </w:p>
+        </w:tc>
+        <w:tc>
+          <w:tcPr>
+            <w:tcW w:type="dxa" w:w="1134"/>
+            <w:shd w:val="clear" w:color="auto" w:fill="FFF9C4"/>
+          </w:tcPr>
+          <w:p>
+            <w:r>
+              <w:rPr>
+                <w:b/>
+                <w:sz w:val="18"/>
+              </w:rPr>
+              <w:t>PARTIAL</w:t>
+            </w:r>
+          </w:p>
+        </w:tc>
+      </w:tr>
+      <w:tr>
+        <w:tc>
+          <w:tcPr>
+            <w:tcW w:type="dxa" w:w="1020"/>
+          </w:tcPr>
+          <w:p>
+            <w:r>
+              <w:rPr>
+                <w:b/>
+                <w:color w:val="00569B"/>
+                <w:sz w:val="18"/>
+              </w:rPr>
+              <w:t>REQ-072</w:t>
+            </w:r>
+          </w:p>
+        </w:tc>
+        <w:tc>
+          <w:tcPr>
+            <w:tcW w:type="dxa" w:w="1474"/>
+          </w:tcPr>
+          <w:p>
+            <w:r>
+              <w:rPr>
+                <w:b w:val="0"/>
+                <w:sz w:val="18"/>
+              </w:rPr>
+              <w:t>Error Handling</w:t>
+            </w:r>
+          </w:p>
+        </w:tc>
+        <w:tc>
+          <w:tcPr>
+            <w:tcW w:type="dxa" w:w="1247"/>
+          </w:tcPr>
+          <w:p>
+            <w:r>
+              <w:rPr>
+                <w:b w:val="0"/>
+                <w:sz w:val="18"/>
+              </w:rPr>
+              <w:t>SGP.32 §7.2</w:t>
+            </w:r>
+          </w:p>
+        </w:tc>
+        <w:tc>
+          <w:tcPr>
+            <w:tcW w:type="dxa" w:w="3402"/>
+          </w:tcPr>
+          <w:p>
+            <w:r>
+              <w:rPr>
+                <w:b w:val="0"/>
+                <w:sz w:val="18"/>
+              </w:rPr>
+              <w:t>The IPAd SHALL apply a configurable operation timeout to every blocking TelSDK call.</w:t>
+            </w:r>
+          </w:p>
+        </w:tc>
+        <w:tc>
+          <w:tcPr>
+            <w:tcW w:type="dxa" w:w="3118"/>
+          </w:tcPr>
+          <w:p>
+            <w:r>
+              <w:rPr>
+                <w:b w:val="0"/>
+                <w:sz w:val="18"/>
+              </w:rPr>
+              <w:t>src/ipad.cpp — cv.wait_for(timeout_ms) in ipad_get_eid, ipad_profile_list, ipad_profile_download, profile_set_state, ipad_profile_delete, ipad_profile_set_nickname</w:t>
+            </w:r>
+          </w:p>
+        </w:tc>
+        <w:tc>
+          <w:tcPr>
+            <w:tcW w:type="dxa" w:w="3118"/>
+          </w:tcPr>
+          <w:p>
+            <w:r>
+              <w:rPr>
+                <w:b w:val="0"/>
+                <w:sz w:val="18"/>
+              </w:rPr>
+              <w:t>IpadInitTest.InitSubsystemReadyTimeout</w:t>
               <w:br/>
-              <w:t>TC_WF_04_RecoveryAfterFailure</w:t>
+              <w:t>TV-INIT-003 (subsystem-ready timeout)</w:t>
+              <w:br/>
+              <w:t>TV-DL-005 (download timeout)</w:t>
             </w:r>
           </w:p>
         </w:tc>
@@ -4754,7 +4904,7 @@
                 <w:color w:val="00569B"/>
                 <w:sz w:val="18"/>
               </w:rPr>
-              <w:t>REQ-072</w:t>
+              <w:t>REQ-080</w:t>
             </w:r>
           </w:p>
         </w:tc>
@@ -4768,7 +4918,7 @@
                 <w:b w:val="0"/>
                 <w:sz w:val="18"/>
               </w:rPr>
-              <w:t>Error Handling</w:t>
+              <w:t>Diagnostics</w:t>
             </w:r>
           </w:p>
         </w:tc>
@@ -4782,7 +4932,7 @@
                 <w:b w:val="0"/>
                 <w:sz w:val="18"/>
               </w:rPr>
-              <w:t>SGP.32 §7.2</w:t>
+              <w:t>SGP.32 §8</w:t>
             </w:r>
           </w:p>
         </w:tc>
@@ -4796,7 +4946,7 @@
                 <w:b w:val="0"/>
                 <w:sz w:val="18"/>
               </w:rPr>
-              <w:t>The IPAd SHALL apply a configurable operation timeout to every blocking TelSDK call.</w:t>
+              <w:t>The IPAd SHALL export a JSON-formatted diagnostic snapshot containing EID, profile count, and subsystem state.</w:t>
             </w:r>
           </w:p>
         </w:tc>
@@ -4810,7 +4960,7 @@
                 <w:b w:val="0"/>
                 <w:sz w:val="18"/>
               </w:rPr>
-              <w:t>src/ipad.cpp — cv.wait_for(timeout_ms) in ipad_get_eid, ipad_profile_list, ipad_profile_download, profile_set_state, ipad_profile_delete, ipad_profile_set_nickname</w:t>
+              <w:t>src/ipad.cpp::ipad_diag_export_json()</w:t>
             </w:r>
           </w:p>
         </w:tc>
@@ -4824,117 +4974,13 @@
                 <w:b w:val="0"/>
                 <w:sz w:val="18"/>
               </w:rPr>
-              <w:t>IpadTest.ProfileDownloadTimeout</w:t>
+              <w:t>IpadTest.DiagExportJsonIsValidJson</w:t>
               <w:br/>
-              <w:t>TV-DL-005</w:t>
+              <w:t>TV-DIAG-001</w:t>
               <w:br/>
-              <w:t>TV-INIT-002</w:t>
-            </w:r>
-          </w:p>
-        </w:tc>
-        <w:tc>
-          <w:tcPr>
-            <w:tcW w:type="dxa" w:w="1134"/>
-            <w:shd w:val="clear" w:color="auto" w:fill="C8E6C9"/>
-          </w:tcPr>
-          <w:p>
-            <w:r>
-              <w:rPr>
-                <w:b/>
-                <w:sz w:val="18"/>
-              </w:rPr>
-              <w:t>VERIFIED</w:t>
-            </w:r>
-          </w:p>
-        </w:tc>
-      </w:tr>
-      <w:tr>
-        <w:tc>
-          <w:tcPr>
-            <w:tcW w:type="dxa" w:w="1020"/>
-          </w:tcPr>
-          <w:p>
-            <w:r>
-              <w:rPr>
-                <w:b/>
-                <w:color w:val="00569B"/>
-                <w:sz w:val="18"/>
-              </w:rPr>
-              <w:t>REQ-080</w:t>
-            </w:r>
-          </w:p>
-        </w:tc>
-        <w:tc>
-          <w:tcPr>
-            <w:tcW w:type="dxa" w:w="1474"/>
-          </w:tcPr>
-          <w:p>
-            <w:r>
-              <w:rPr>
-                <w:b w:val="0"/>
-                <w:sz w:val="18"/>
-              </w:rPr>
-              <w:t>Diagnostics</w:t>
-            </w:r>
-          </w:p>
-        </w:tc>
-        <w:tc>
-          <w:tcPr>
-            <w:tcW w:type="dxa" w:w="1247"/>
-          </w:tcPr>
-          <w:p>
-            <w:r>
-              <w:rPr>
-                <w:b w:val="0"/>
-                <w:sz w:val="18"/>
-              </w:rPr>
-              <w:t>SGP.32 §8</w:t>
-            </w:r>
-          </w:p>
-        </w:tc>
-        <w:tc>
-          <w:tcPr>
-            <w:tcW w:type="dxa" w:w="3402"/>
-          </w:tcPr>
-          <w:p>
-            <w:r>
-              <w:rPr>
-                <w:b w:val="0"/>
-                <w:sz w:val="18"/>
-              </w:rPr>
-              <w:t>The IPAd SHALL export a JSON-formatted diagnostic snapshot containing EID, profile count, and subsystem state.</w:t>
-            </w:r>
-          </w:p>
-        </w:tc>
-        <w:tc>
-          <w:tcPr>
-            <w:tcW w:type="dxa" w:w="3118"/>
-          </w:tcPr>
-          <w:p>
-            <w:r>
-              <w:rPr>
-                <w:b w:val="0"/>
-                <w:sz w:val="18"/>
-              </w:rPr>
-              <w:t>src/ipad.cpp::ipad_diag_export_json()</w:t>
-            </w:r>
-          </w:p>
-        </w:tc>
-        <w:tc>
-          <w:tcPr>
-            <w:tcW w:type="dxa" w:w="3118"/>
-          </w:tcPr>
-          <w:p>
-            <w:r>
-              <w:rPr>
-                <w:b w:val="0"/>
-                <w:sz w:val="18"/>
-              </w:rPr>
-              <w:t>IpadTest.DiagExportJson</w:t>
+              <w:t>TV-DIAG-002</w:t>
               <w:br/>
-              <w:t>TV-DIAG-001..002</w:t>
-              <w:br/>
-              <w:t>TC_WF_07</w:t>
+              <w:t>TC_WF_07_DiagnosticAfterChanges</w:t>
               <w:br/>
               <w:t>BenchSuite.DiagExportJson</w:t>
             </w:r>
@@ -5042,9 +5088,13 @@
                 <w:b w:val="0"/>
                 <w:sz w:val="18"/>
               </w:rPr>
-              <w:t>IpadLogTest.LogLevelFiltering</w:t>
+              <w:t>IpadLogTest.NoneLevelProducesNoOutput</w:t>
               <w:br/>
-              <w:t>IpadLogTest.LogLevelNone</w:t>
+              <w:t>IpadLogTest.TcpSinkSimpleLevelReceivesTimestampedLines</w:t>
+              <w:br/>
+              <w:t>IpadLogTest.TcpSinkDetailLevelReceivesDebugLines</w:t>
+              <w:br/>
+              <w:t>IpadTest.LogSetLevelNullHdlReturnsError</w:t>
               <w:br/>
               <w:t>BenchSuite.LogSetHandler</w:t>
             </w:r>
@@ -5150,9 +5200,13 @@
                 <w:b w:val="0"/>
                 <w:sz w:val="18"/>
               </w:rPr>
-              <w:t>IpadLogTest.CustomHandler</w:t>
+              <w:t>IpadTest.LogSetHandlerReceivesLogMessages</w:t>
               <w:br/>
-              <w:t>IpadLogTest.HandlerRemoval</w:t>
+              <w:t>IpadTest.LogSetHandlerNullHdlReturnsError</w:t>
+              <w:br/>
+              <w:t>IpadLogTest.DetachRestoresSilence</w:t>
+              <w:br/>
+              <w:t>IpadLogTest.AttachNullParams</w:t>
             </w:r>
           </w:p>
         </w:tc>
@@ -5260,7 +5314,7 @@
                 <w:b w:val="0"/>
                 <w:sz w:val="18"/>
               </w:rPr>
-              <w:t>IpadInitTest.*</w:t>
+              <w:t>IpadInitTest.SuccessfulInit</w:t>
             </w:r>
           </w:p>
         </w:tc>
@@ -5274,7 +5328,7 @@
                 <w:b w:val="0"/>
                 <w:sz w:val="18"/>
               </w:rPr>
-              <w:t>REQ-001  REQ-002  REQ-071  REQ-072</w:t>
+              <w:t>REQ-001</w:t>
             </w:r>
           </w:p>
         </w:tc>
@@ -5290,7 +5344,7 @@
                 <w:b w:val="0"/>
                 <w:sz w:val="18"/>
               </w:rPr>
-              <w:t>IpadVersionTest.*</w:t>
+              <w:t>IpadInitTest.NullConfigReturnsInvalidParam</w:t>
             </w:r>
           </w:p>
         </w:tc>
@@ -5304,7 +5358,7 @@
                 <w:b w:val="0"/>
                 <w:sz w:val="18"/>
               </w:rPr>
-              <w:t>REQ-004</w:t>
+              <w:t>REQ-001</w:t>
             </w:r>
           </w:p>
         </w:tc>
@@ -5320,7 +5374,7 @@
                 <w:b w:val="0"/>
                 <w:sz w:val="18"/>
               </w:rPr>
-              <w:t>IpadTest.GetEid</w:t>
+              <w:t>IpadInitTest.NullHandleOutReturnsInvalidParam</w:t>
             </w:r>
           </w:p>
         </w:tc>
@@ -5334,7 +5388,7 @@
                 <w:b w:val="0"/>
                 <w:sz w:val="18"/>
               </w:rPr>
-              <w:t>REQ-010</w:t>
+              <w:t>REQ-001</w:t>
             </w:r>
           </w:p>
         </w:tc>
@@ -5350,7 +5404,7 @@
                 <w:b w:val="0"/>
                 <w:sz w:val="18"/>
               </w:rPr>
-              <w:t>IpadTest.GetEuiccInfo</w:t>
+              <w:t>IpadInitTest.InitNullCardManagerFails</w:t>
             </w:r>
           </w:p>
         </w:tc>
@@ -5364,7 +5418,7 @@
                 <w:b w:val="0"/>
                 <w:sz w:val="18"/>
               </w:rPr>
-              <w:t>REQ-011</w:t>
+              <w:t>REQ-001</w:t>
             </w:r>
           </w:p>
         </w:tc>
@@ -5380,7 +5434,7 @@
                 <w:b w:val="0"/>
                 <w:sz w:val="18"/>
               </w:rPr>
-              <w:t>IpadTest.ProfileList*</w:t>
+              <w:t>IpadInitTest.InitSubsystemReadyTimeout</w:t>
             </w:r>
           </w:p>
         </w:tc>
@@ -5394,7 +5448,7 @@
                 <w:b w:val="0"/>
                 <w:sz w:val="18"/>
               </w:rPr>
-              <w:t>REQ-030</w:t>
+              <w:t>REQ-072</w:t>
             </w:r>
           </w:p>
         </w:tc>
@@ -5410,7 +5464,7 @@
                 <w:b w:val="0"/>
                 <w:sz w:val="18"/>
               </w:rPr>
-              <w:t>IpadTest.ProfileGet</w:t>
+              <w:t>IpadInitTest.DeinitNullHandleIsNoop</w:t>
             </w:r>
           </w:p>
         </w:tc>
@@ -5424,7 +5478,7 @@
                 <w:b w:val="0"/>
                 <w:sz w:val="18"/>
               </w:rPr>
-              <w:t>REQ-031</w:t>
+              <w:t>REQ-002</w:t>
             </w:r>
           </w:p>
         </w:tc>
@@ -5440,7 +5494,7 @@
                 <w:b w:val="0"/>
                 <w:sz w:val="18"/>
               </w:rPr>
-              <w:t>IpadTest.ProfileDownloadSync</w:t>
+              <w:t>IpadVersionTest.GetVersionPopulatesFields</w:t>
             </w:r>
           </w:p>
         </w:tc>
@@ -5454,7 +5508,7 @@
                 <w:b w:val="0"/>
                 <w:sz w:val="18"/>
               </w:rPr>
-              <w:t>REQ-020</w:t>
+              <w:t>REQ-004</w:t>
             </w:r>
           </w:p>
         </w:tc>
@@ -5470,7 +5524,7 @@
                 <w:b w:val="0"/>
                 <w:sz w:val="18"/>
               </w:rPr>
-              <w:t>IpadTest.ProfileDownloadConfirmationCode</w:t>
+              <w:t>IpadVersionTest.GetVersionNullReturnsError</w:t>
             </w:r>
           </w:p>
         </w:tc>
@@ -5484,7 +5538,7 @@
                 <w:b w:val="0"/>
                 <w:sz w:val="18"/>
               </w:rPr>
-              <w:t>REQ-021</w:t>
+              <w:t>REQ-004</w:t>
             </w:r>
           </w:p>
         </w:tc>
@@ -5500,7 +5554,7 @@
                 <w:b w:val="0"/>
                 <w:sz w:val="18"/>
               </w:rPr>
-              <w:t>IpadTest.ProfileDownloadAsync</w:t>
+              <w:t>IpadTest.GetEidReturnsExpectedValue</w:t>
             </w:r>
           </w:p>
         </w:tc>
@@ -5514,7 +5568,7 @@
                 <w:b w:val="0"/>
                 <w:sz w:val="18"/>
               </w:rPr>
-              <w:t>REQ-022</w:t>
+              <w:t>REQ-010</w:t>
             </w:r>
           </w:p>
         </w:tc>
@@ -5530,7 +5584,7 @@
                 <w:b w:val="0"/>
                 <w:sz w:val="18"/>
               </w:rPr>
-              <w:t>IpadTest.ProfileDownloadAutoEnable</w:t>
+              <w:t>IpadTest.GetEidFailsGracefully</w:t>
             </w:r>
           </w:p>
         </w:tc>
@@ -5544,7 +5598,7 @@
                 <w:b w:val="0"/>
                 <w:sz w:val="18"/>
               </w:rPr>
-              <w:t>REQ-024</w:t>
+              <w:t>REQ-010</w:t>
             </w:r>
           </w:p>
         </w:tc>
@@ -5560,7 +5614,7 @@
                 <w:b w:val="0"/>
                 <w:sz w:val="18"/>
               </w:rPr>
-              <w:t>IpadTest.ProfileDownloadTimeout</w:t>
+              <w:t>IpadTest.GetEidNullHandleReturnsError</w:t>
             </w:r>
           </w:p>
         </w:tc>
@@ -5574,7 +5628,7 @@
                 <w:b w:val="0"/>
                 <w:sz w:val="18"/>
               </w:rPr>
-              <w:t>REQ-072</w:t>
+              <w:t>REQ-010</w:t>
             </w:r>
           </w:p>
         </w:tc>
@@ -5590,7 +5644,7 @@
                 <w:b w:val="0"/>
                 <w:sz w:val="18"/>
               </w:rPr>
-              <w:t>IpadTest.ProfileEnable</w:t>
+              <w:t>IpadTest.EmptyProfileList / ListOneProfile / ListMultipleProfiles</w:t>
             </w:r>
           </w:p>
         </w:tc>
@@ -5604,7 +5658,7 @@
                 <w:b w:val="0"/>
                 <w:sz w:val="18"/>
               </w:rPr>
-              <w:t>REQ-032</w:t>
+              <w:t>REQ-030</w:t>
             </w:r>
           </w:p>
         </w:tc>
@@ -5620,7 +5674,7 @@
                 <w:b w:val="0"/>
                 <w:sz w:val="18"/>
               </w:rPr>
-              <w:t>IpadTest.ProfileDisable</w:t>
+              <w:t>IpadTest.ListFailsWhenBackendFails</w:t>
             </w:r>
           </w:p>
         </w:tc>
@@ -5634,7 +5688,7 @@
                 <w:b w:val="0"/>
                 <w:sz w:val="18"/>
               </w:rPr>
-              <w:t>REQ-034</w:t>
+              <w:t>REQ-030</w:t>
             </w:r>
           </w:p>
         </w:tc>
@@ -5650,7 +5704,7 @@
                 <w:b w:val="0"/>
                 <w:sz w:val="18"/>
               </w:rPr>
-              <w:t>IpadTest.ProfileDelete</w:t>
+              <w:t>IpadTest.DownloadProfileSync</w:t>
             </w:r>
           </w:p>
         </w:tc>
@@ -5664,7 +5718,7 @@
                 <w:b w:val="0"/>
                 <w:sz w:val="18"/>
               </w:rPr>
-              <w:t>REQ-035</w:t>
+              <w:t>REQ-020</w:t>
             </w:r>
           </w:p>
         </w:tc>
@@ -5680,7 +5734,7 @@
                 <w:b w:val="0"/>
                 <w:sz w:val="18"/>
               </w:rPr>
-              <w:t>IpadTest.SetNickname</w:t>
+              <w:t>IpadTest.DownloadFailsWhenBackendFails</w:t>
             </w:r>
           </w:p>
         </w:tc>
@@ -5694,7 +5748,7 @@
                 <w:b w:val="0"/>
                 <w:sz w:val="18"/>
               </w:rPr>
-              <w:t>REQ-036</w:t>
+              <w:t>REQ-020</w:t>
             </w:r>
           </w:p>
         </w:tc>
@@ -5710,7 +5764,7 @@
                 <w:b w:val="0"/>
                 <w:sz w:val="18"/>
               </w:rPr>
-              <w:t>IpadTest.ProfileGetState</w:t>
+              <w:t>IpadTest.DownloadNullActivationCodeReturnsError</w:t>
             </w:r>
           </w:p>
         </w:tc>
@@ -5724,7 +5778,7 @@
                 <w:b w:val="0"/>
                 <w:sz w:val="18"/>
               </w:rPr>
-              <w:t>REQ-037</w:t>
+              <w:t>REQ-020</w:t>
             </w:r>
           </w:p>
         </w:tc>
@@ -5740,7 +5794,7 @@
                 <w:b w:val="0"/>
                 <w:sz w:val="18"/>
               </w:rPr>
-              <w:t>IpadTest.EventSubscribe*</w:t>
+              <w:t>IpadTest.DownloadAndAutoEnable</w:t>
             </w:r>
           </w:p>
         </w:tc>
@@ -5754,7 +5808,7 @@
                 <w:b w:val="0"/>
                 <w:sz w:val="18"/>
               </w:rPr>
-              <w:t>REQ-060</w:t>
+              <w:t>REQ-024</w:t>
             </w:r>
           </w:p>
         </w:tc>
@@ -5770,7 +5824,7 @@
                 <w:b w:val="0"/>
                 <w:sz w:val="18"/>
               </w:rPr>
-              <w:t>IpadTest.EventPump</w:t>
+              <w:t>IpadTest.DownloadAsyncCallsCallback</w:t>
             </w:r>
           </w:p>
         </w:tc>
@@ -5784,7 +5838,7 @@
                 <w:b w:val="0"/>
                 <w:sz w:val="18"/>
               </w:rPr>
-              <w:t>REQ-064</w:t>
+              <w:t>REQ-022</w:t>
             </w:r>
           </w:p>
         </w:tc>
@@ -5800,7 +5854,7 @@
                 <w:b w:val="0"/>
                 <w:sz w:val="18"/>
               </w:rPr>
-              <w:t>IpadTest.DiagExportJson</w:t>
+              <w:t>IpadTest.DownloadWithUserConsent</w:t>
             </w:r>
           </w:p>
         </w:tc>
@@ -5814,7 +5868,7 @@
                 <w:b w:val="0"/>
                 <w:sz w:val="18"/>
               </w:rPr>
-              <w:t>REQ-080</w:t>
+              <w:t>REQ-020</w:t>
             </w:r>
           </w:p>
         </w:tc>
@@ -5830,7 +5884,7 @@
                 <w:b w:val="0"/>
                 <w:sz w:val="18"/>
               </w:rPr>
-              <w:t>IpadTest.Configure</w:t>
+              <w:t>IpadTest.DownloadErrorAtCompletion / DownloadImmediateStatusFailure</w:t>
             </w:r>
           </w:p>
         </w:tc>
@@ -5844,7 +5898,7 @@
                 <w:b w:val="0"/>
                 <w:sz w:val="18"/>
               </w:rPr>
-              <w:t>REQ-003</w:t>
+              <w:t>REQ-020  REQ-070</w:t>
             </w:r>
           </w:p>
         </w:tc>
@@ -5860,7 +5914,7 @@
                 <w:b w:val="0"/>
                 <w:sz w:val="18"/>
               </w:rPr>
-              <w:t>IpadTest.Selftest</w:t>
+              <w:t>IpadTest.EnableProfile</w:t>
             </w:r>
           </w:p>
         </w:tc>
@@ -5874,7 +5928,7 @@
                 <w:b w:val="0"/>
                 <w:sz w:val="18"/>
               </w:rPr>
-              <w:t>REQ-005</w:t>
+              <w:t>REQ-032</w:t>
             </w:r>
           </w:p>
         </w:tc>
@@ -5890,7 +5944,7 @@
                 <w:b w:val="0"/>
                 <w:sz w:val="18"/>
               </w:rPr>
-              <w:t>IpadUtilTest.Strerror</w:t>
+              <w:t>IpadTest.EnableNonExistentProfileReturnsError</w:t>
             </w:r>
           </w:p>
         </w:tc>
@@ -5904,7 +5958,607 @@
                 <w:b w:val="0"/>
                 <w:sz w:val="18"/>
               </w:rPr>
+              <w:t>REQ-031  REQ-032</w:t>
+            </w:r>
+          </w:p>
+        </w:tc>
+      </w:tr>
+      <w:tr>
+        <w:tc>
+          <w:tcPr>
+            <w:tcW w:type="dxa" w:w="5270"/>
+          </w:tcPr>
+          <w:p>
+            <w:r>
+              <w:rPr>
+                <w:b w:val="0"/>
+                <w:sz w:val="18"/>
+              </w:rPr>
+              <w:t>IpadTest.EnableProfileExclusivity</w:t>
+            </w:r>
+          </w:p>
+        </w:tc>
+        <w:tc>
+          <w:tcPr>
+            <w:tcW w:type="dxa" w:w="5270"/>
+          </w:tcPr>
+          <w:p>
+            <w:r>
+              <w:rPr>
+                <w:b w:val="0"/>
+                <w:sz w:val="18"/>
+              </w:rPr>
+              <w:t>REQ-033</w:t>
+            </w:r>
+          </w:p>
+        </w:tc>
+      </w:tr>
+      <w:tr>
+        <w:tc>
+          <w:tcPr>
+            <w:tcW w:type="dxa" w:w="5270"/>
+          </w:tcPr>
+          <w:p>
+            <w:r>
+              <w:rPr>
+                <w:b w:val="0"/>
+                <w:sz w:val="18"/>
+              </w:rPr>
+              <w:t>IpadTest.DisableProfile</w:t>
+            </w:r>
+          </w:p>
+        </w:tc>
+        <w:tc>
+          <w:tcPr>
+            <w:tcW w:type="dxa" w:w="5270"/>
+          </w:tcPr>
+          <w:p>
+            <w:r>
+              <w:rPr>
+                <w:b w:val="0"/>
+                <w:sz w:val="18"/>
+              </w:rPr>
+              <w:t>REQ-034</w:t>
+            </w:r>
+          </w:p>
+        </w:tc>
+      </w:tr>
+      <w:tr>
+        <w:tc>
+          <w:tcPr>
+            <w:tcW w:type="dxa" w:w="5270"/>
+          </w:tcPr>
+          <w:p>
+            <w:r>
+              <w:rPr>
+                <w:b w:val="0"/>
+                <w:sz w:val="18"/>
+              </w:rPr>
+              <w:t>IpadTest.DeleteProfile</w:t>
+            </w:r>
+          </w:p>
+        </w:tc>
+        <w:tc>
+          <w:tcPr>
+            <w:tcW w:type="dxa" w:w="5270"/>
+          </w:tcPr>
+          <w:p>
+            <w:r>
+              <w:rPr>
+                <w:b w:val="0"/>
+                <w:sz w:val="18"/>
+              </w:rPr>
+              <w:t>REQ-035</w:t>
+            </w:r>
+          </w:p>
+        </w:tc>
+      </w:tr>
+      <w:tr>
+        <w:tc>
+          <w:tcPr>
+            <w:tcW w:type="dxa" w:w="5270"/>
+          </w:tcPr>
+          <w:p>
+            <w:r>
+              <w:rPr>
+                <w:b w:val="0"/>
+                <w:sz w:val="18"/>
+              </w:rPr>
+              <w:t>IpadTest.DeleteNonExistentProfileReturnsError</w:t>
+            </w:r>
+          </w:p>
+        </w:tc>
+        <w:tc>
+          <w:tcPr>
+            <w:tcW w:type="dxa" w:w="5270"/>
+          </w:tcPr>
+          <w:p>
+            <w:r>
+              <w:rPr>
+                <w:b w:val="0"/>
+                <w:sz w:val="18"/>
+              </w:rPr>
+              <w:t>REQ-035</w:t>
+            </w:r>
+          </w:p>
+        </w:tc>
+      </w:tr>
+      <w:tr>
+        <w:tc>
+          <w:tcPr>
+            <w:tcW w:type="dxa" w:w="5270"/>
+          </w:tcPr>
+          <w:p>
+            <w:r>
+              <w:rPr>
+                <w:b w:val="0"/>
+                <w:sz w:val="18"/>
+              </w:rPr>
+              <w:t>IpadTest.UpdateNickname</w:t>
+            </w:r>
+          </w:p>
+        </w:tc>
+        <w:tc>
+          <w:tcPr>
+            <w:tcW w:type="dxa" w:w="5270"/>
+          </w:tcPr>
+          <w:p>
+            <w:r>
+              <w:rPr>
+                <w:b w:val="0"/>
+                <w:sz w:val="18"/>
+              </w:rPr>
+              <w:t>REQ-036</w:t>
+            </w:r>
+          </w:p>
+        </w:tc>
+      </w:tr>
+      <w:tr>
+        <w:tc>
+          <w:tcPr>
+            <w:tcW w:type="dxa" w:w="5270"/>
+          </w:tcPr>
+          <w:p>
+            <w:r>
+              <w:rPr>
+                <w:b w:val="0"/>
+                <w:sz w:val="18"/>
+              </w:rPr>
+              <w:t>IpadTest.EventSubscribeAndReceive</w:t>
+            </w:r>
+          </w:p>
+        </w:tc>
+        <w:tc>
+          <w:tcPr>
+            <w:tcW w:type="dxa" w:w="5270"/>
+          </w:tcPr>
+          <w:p>
+            <w:r>
+              <w:rPr>
+                <w:b w:val="0"/>
+                <w:sz w:val="18"/>
+              </w:rPr>
+              <w:t>REQ-060  REQ-061</w:t>
+            </w:r>
+          </w:p>
+        </w:tc>
+      </w:tr>
+      <w:tr>
+        <w:tc>
+          <w:tcPr>
+            <w:tcW w:type="dxa" w:w="5270"/>
+          </w:tcPr>
+          <w:p>
+            <w:r>
+              <w:rPr>
+                <w:b w:val="0"/>
+                <w:sz w:val="18"/>
+              </w:rPr>
+              <w:t>IpadTest.UnsubscribeInvalidIdReturnsError</w:t>
+            </w:r>
+          </w:p>
+        </w:tc>
+        <w:tc>
+          <w:tcPr>
+            <w:tcW w:type="dxa" w:w="5270"/>
+          </w:tcPr>
+          <w:p>
+            <w:r>
+              <w:rPr>
+                <w:b w:val="0"/>
+                <w:sz w:val="18"/>
+              </w:rPr>
+              <w:t>REQ-060</w:t>
+            </w:r>
+          </w:p>
+        </w:tc>
+      </w:tr>
+      <w:tr>
+        <w:tc>
+          <w:tcPr>
+            <w:tcW w:type="dxa" w:w="5270"/>
+          </w:tcPr>
+          <w:p>
+            <w:r>
+              <w:rPr>
+                <w:b w:val="0"/>
+                <w:sz w:val="18"/>
+              </w:rPr>
+              <w:t>IpadTest.ServiceStatusCallbacks</w:t>
+            </w:r>
+          </w:p>
+        </w:tc>
+        <w:tc>
+          <w:tcPr>
+            <w:tcW w:type="dxa" w:w="5270"/>
+          </w:tcPr>
+          <w:p>
+            <w:r>
+              <w:rPr>
+                <w:b w:val="0"/>
+                <w:sz w:val="18"/>
+              </w:rPr>
+              <w:t>REQ-062</w:t>
+            </w:r>
+          </w:p>
+        </w:tc>
+      </w:tr>
+      <w:tr>
+        <w:tc>
+          <w:tcPr>
+            <w:tcW w:type="dxa" w:w="5270"/>
+          </w:tcPr>
+          <w:p>
+            <w:r>
+              <w:rPr>
+                <w:b w:val="0"/>
+                <w:sz w:val="18"/>
+              </w:rPr>
+              <w:t>IpadTest.EventPumpWithNoEvents</w:t>
+            </w:r>
+          </w:p>
+        </w:tc>
+        <w:tc>
+          <w:tcPr>
+            <w:tcW w:type="dxa" w:w="5270"/>
+          </w:tcPr>
+          <w:p>
+            <w:r>
+              <w:rPr>
+                <w:b w:val="0"/>
+                <w:sz w:val="18"/>
+              </w:rPr>
+              <w:t>REQ-064</w:t>
+            </w:r>
+          </w:p>
+        </w:tc>
+      </w:tr>
+      <w:tr>
+        <w:tc>
+          <w:tcPr>
+            <w:tcW w:type="dxa" w:w="5270"/>
+          </w:tcPr>
+          <w:p>
+            <w:r>
+              <w:rPr>
+                <w:b w:val="0"/>
+                <w:sz w:val="18"/>
+              </w:rPr>
+              <w:t>IpadTest.EventPumpNullHandleReturnsError</w:t>
+            </w:r>
+          </w:p>
+        </w:tc>
+        <w:tc>
+          <w:tcPr>
+            <w:tcW w:type="dxa" w:w="5270"/>
+          </w:tcPr>
+          <w:p>
+            <w:r>
+              <w:rPr>
+                <w:b w:val="0"/>
+                <w:sz w:val="18"/>
+              </w:rPr>
+              <w:t>REQ-064</w:t>
+            </w:r>
+          </w:p>
+        </w:tc>
+      </w:tr>
+      <w:tr>
+        <w:tc>
+          <w:tcPr>
+            <w:tcW w:type="dxa" w:w="5270"/>
+          </w:tcPr>
+          <w:p>
+            <w:r>
+              <w:rPr>
+                <w:b w:val="0"/>
+                <w:sz w:val="18"/>
+              </w:rPr>
+              <w:t>IpadTest.DiagExportJsonIsValidJson</w:t>
+            </w:r>
+          </w:p>
+        </w:tc>
+        <w:tc>
+          <w:tcPr>
+            <w:tcW w:type="dxa" w:w="5270"/>
+          </w:tcPr>
+          <w:p>
+            <w:r>
+              <w:rPr>
+                <w:b w:val="0"/>
+                <w:sz w:val="18"/>
+              </w:rPr>
+              <w:t>REQ-080</w:t>
+            </w:r>
+          </w:p>
+        </w:tc>
+      </w:tr>
+      <w:tr>
+        <w:tc>
+          <w:tcPr>
+            <w:tcW w:type="dxa" w:w="5270"/>
+          </w:tcPr>
+          <w:p>
+            <w:r>
+              <w:rPr>
+                <w:b w:val="0"/>
+                <w:sz w:val="18"/>
+              </w:rPr>
+              <w:t>IpadTest.ConfigureUpdatesSettings</w:t>
+            </w:r>
+          </w:p>
+        </w:tc>
+        <w:tc>
+          <w:tcPr>
+            <w:tcW w:type="dxa" w:w="5270"/>
+          </w:tcPr>
+          <w:p>
+            <w:r>
+              <w:rPr>
+                <w:b w:val="0"/>
+                <w:sz w:val="18"/>
+              </w:rPr>
+              <w:t>REQ-003</w:t>
+            </w:r>
+          </w:p>
+        </w:tc>
+      </w:tr>
+      <w:tr>
+        <w:tc>
+          <w:tcPr>
+            <w:tcW w:type="dxa" w:w="5270"/>
+          </w:tcPr>
+          <w:p>
+            <w:r>
+              <w:rPr>
+                <w:b w:val="0"/>
+                <w:sz w:val="18"/>
+              </w:rPr>
+              <w:t>IpadTest.ConfigureNullParamsReturnsError</w:t>
+            </w:r>
+          </w:p>
+        </w:tc>
+        <w:tc>
+          <w:tcPr>
+            <w:tcW w:type="dxa" w:w="5270"/>
+          </w:tcPr>
+          <w:p>
+            <w:r>
+              <w:rPr>
+                <w:b w:val="0"/>
+                <w:sz w:val="18"/>
+              </w:rPr>
+              <w:t>REQ-003</w:t>
+            </w:r>
+          </w:p>
+        </w:tc>
+      </w:tr>
+      <w:tr>
+        <w:tc>
+          <w:tcPr>
+            <w:tcW w:type="dxa" w:w="5270"/>
+          </w:tcPr>
+          <w:p>
+            <w:r>
+              <w:rPr>
+                <w:b w:val="0"/>
+                <w:sz w:val="18"/>
+              </w:rPr>
+              <w:t>IpadTest.SelfTestPasses</w:t>
+            </w:r>
+          </w:p>
+        </w:tc>
+        <w:tc>
+          <w:tcPr>
+            <w:tcW w:type="dxa" w:w="5270"/>
+          </w:tcPr>
+          <w:p>
+            <w:r>
+              <w:rPr>
+                <w:b w:val="0"/>
+                <w:sz w:val="18"/>
+              </w:rPr>
+              <w:t>REQ-005</w:t>
+            </w:r>
+          </w:p>
+        </w:tc>
+      </w:tr>
+      <w:tr>
+        <w:tc>
+          <w:tcPr>
+            <w:tcW w:type="dxa" w:w="5270"/>
+          </w:tcPr>
+          <w:p>
+            <w:r>
+              <w:rPr>
+                <w:b w:val="0"/>
+                <w:sz w:val="18"/>
+              </w:rPr>
+              <w:t>IpadTest.LogSetHandlerReceivesLogMessages</w:t>
+            </w:r>
+          </w:p>
+        </w:tc>
+        <w:tc>
+          <w:tcPr>
+            <w:tcW w:type="dxa" w:w="5270"/>
+          </w:tcPr>
+          <w:p>
+            <w:r>
+              <w:rPr>
+                <w:b w:val="0"/>
+                <w:sz w:val="18"/>
+              </w:rPr>
+              <w:t>REQ-082</w:t>
+            </w:r>
+          </w:p>
+        </w:tc>
+      </w:tr>
+      <w:tr>
+        <w:tc>
+          <w:tcPr>
+            <w:tcW w:type="dxa" w:w="5270"/>
+          </w:tcPr>
+          <w:p>
+            <w:r>
+              <w:rPr>
+                <w:b w:val="0"/>
+                <w:sz w:val="18"/>
+              </w:rPr>
+              <w:t>IpadTest.LogSetHandlerNullHdlReturnsError</w:t>
+            </w:r>
+          </w:p>
+        </w:tc>
+        <w:tc>
+          <w:tcPr>
+            <w:tcW w:type="dxa" w:w="5270"/>
+          </w:tcPr>
+          <w:p>
+            <w:r>
+              <w:rPr>
+                <w:b w:val="0"/>
+                <w:sz w:val="18"/>
+              </w:rPr>
+              <w:t>REQ-082</w:t>
+            </w:r>
+          </w:p>
+        </w:tc>
+      </w:tr>
+      <w:tr>
+        <w:tc>
+          <w:tcPr>
+            <w:tcW w:type="dxa" w:w="5270"/>
+          </w:tcPr>
+          <w:p>
+            <w:r>
+              <w:rPr>
+                <w:b w:val="0"/>
+                <w:sz w:val="18"/>
+              </w:rPr>
+              <w:t>IpadTest.LogSetLevelNullHdlReturnsError</w:t>
+            </w:r>
+          </w:p>
+        </w:tc>
+        <w:tc>
+          <w:tcPr>
+            <w:tcW w:type="dxa" w:w="5270"/>
+          </w:tcPr>
+          <w:p>
+            <w:r>
+              <w:rPr>
+                <w:b w:val="0"/>
+                <w:sz w:val="18"/>
+              </w:rPr>
+              <w:t>REQ-081</w:t>
+            </w:r>
+          </w:p>
+        </w:tc>
+      </w:tr>
+      <w:tr>
+        <w:tc>
+          <w:tcPr>
+            <w:tcW w:type="dxa" w:w="5270"/>
+          </w:tcPr>
+          <w:p>
+            <w:r>
+              <w:rPr>
+                <w:b w:val="0"/>
+                <w:sz w:val="18"/>
+              </w:rPr>
+              <w:t>IpadTest.TelsdkStatusMapping{Failed,InvalidParam,NotSupported}</w:t>
+            </w:r>
+          </w:p>
+        </w:tc>
+        <w:tc>
+          <w:tcPr>
+            <w:tcW w:type="dxa" w:w="5270"/>
+          </w:tcPr>
+          <w:p>
+            <w:r>
+              <w:rPr>
+                <w:b w:val="0"/>
+                <w:sz w:val="18"/>
+              </w:rPr>
               <w:t>REQ-070</w:t>
+            </w:r>
+          </w:p>
+        </w:tc>
+      </w:tr>
+      <w:tr>
+        <w:tc>
+          <w:tcPr>
+            <w:tcW w:type="dxa" w:w="5270"/>
+          </w:tcPr>
+          <w:p>
+            <w:r>
+              <w:rPr>
+                <w:b w:val="0"/>
+                <w:sz w:val="18"/>
+              </w:rPr>
+              <w:t>IpadUtilTest.StrerrorKnownCodes / StrerrorUnknownCode</w:t>
+            </w:r>
+          </w:p>
+        </w:tc>
+        <w:tc>
+          <w:tcPr>
+            <w:tcW w:type="dxa" w:w="5270"/>
+          </w:tcPr>
+          <w:p>
+            <w:r>
+              <w:rPr>
+                <w:b w:val="0"/>
+                <w:sz w:val="18"/>
+              </w:rPr>
+              <w:t>REQ-070</w:t>
+            </w:r>
+          </w:p>
+        </w:tc>
+      </w:tr>
+      <w:tr>
+        <w:tc>
+          <w:tcPr>
+            <w:tcW w:type="dxa" w:w="5270"/>
+          </w:tcPr>
+          <w:p>
+            <w:r>
+              <w:rPr>
+                <w:b w:val="0"/>
+                <w:sz w:val="18"/>
+              </w:rPr>
+              <w:t>IpadUtilTest.IccidToStrRoundtrip / EidToStrRoundtrip</w:t>
+            </w:r>
+          </w:p>
+        </w:tc>
+        <w:tc>
+          <w:tcPr>
+            <w:tcW w:type="dxa" w:w="5270"/>
+          </w:tcPr>
+          <w:p>
+            <w:r>
+              <w:rPr>
+                <w:b w:val="0"/>
+                <w:sz w:val="18"/>
+              </w:rPr>
+              <w:t>REQ-010  REQ-070</w:t>
             </w:r>
           </w:p>
         </w:tc>
@@ -5975,7 +6629,7 @@
                 <w:b w:val="0"/>
                 <w:sz w:val="18"/>
               </w:rPr>
-              <w:t>IpadLogTest.LogLevelFiltering</w:t>
+              <w:t>IpadLogTest.NoneLevelProducesNoOutput</w:t>
             </w:r>
           </w:p>
         </w:tc>
@@ -6005,7 +6659,7 @@
                 <w:b w:val="0"/>
                 <w:sz w:val="18"/>
               </w:rPr>
-              <w:t>IpadLogTest.LogLevelNone</w:t>
+              <w:t>IpadLogTest.TcpSinkSimpleLevelReceivesTimestampedLines</w:t>
             </w:r>
           </w:p>
         </w:tc>
@@ -6035,7 +6689,7 @@
                 <w:b w:val="0"/>
                 <w:sz w:val="18"/>
               </w:rPr>
-              <w:t>IpadLogTest.CustomHandler</w:t>
+              <w:t>IpadLogTest.TcpSinkDetailLevelReceivesDebugLines</w:t>
             </w:r>
           </w:p>
         </w:tc>
@@ -6049,7 +6703,7 @@
                 <w:b w:val="0"/>
                 <w:sz w:val="18"/>
               </w:rPr>
-              <w:t>REQ-082</w:t>
+              <w:t>REQ-081</w:t>
             </w:r>
           </w:p>
         </w:tc>
@@ -6065,7 +6719,97 @@
                 <w:b w:val="0"/>
                 <w:sz w:val="18"/>
               </w:rPr>
-              <w:t>IpadLogTest.HandlerRemoval</w:t>
+              <w:t>IpadLogTest.DetachRestoresSilence</w:t>
+            </w:r>
+          </w:p>
+        </w:tc>
+        <w:tc>
+          <w:tcPr>
+            <w:tcW w:type="dxa" w:w="5270"/>
+          </w:tcPr>
+          <w:p>
+            <w:r>
+              <w:rPr>
+                <w:b w:val="0"/>
+                <w:sz w:val="18"/>
+              </w:rPr>
+              <w:t>REQ-082</w:t>
+            </w:r>
+          </w:p>
+        </w:tc>
+      </w:tr>
+      <w:tr>
+        <w:tc>
+          <w:tcPr>
+            <w:tcW w:type="dxa" w:w="5270"/>
+          </w:tcPr>
+          <w:p>
+            <w:r>
+              <w:rPr>
+                <w:b w:val="0"/>
+                <w:sz w:val="18"/>
+              </w:rPr>
+              <w:t>IpadLogTest.AttachNullParams / DetachNullHandle</w:t>
+            </w:r>
+          </w:p>
+        </w:tc>
+        <w:tc>
+          <w:tcPr>
+            <w:tcW w:type="dxa" w:w="5270"/>
+          </w:tcPr>
+          <w:p>
+            <w:r>
+              <w:rPr>
+                <w:b w:val="0"/>
+                <w:sz w:val="18"/>
+              </w:rPr>
+              <w:t>REQ-082</w:t>
+            </w:r>
+          </w:p>
+        </w:tc>
+      </w:tr>
+      <w:tr>
+        <w:tc>
+          <w:tcPr>
+            <w:tcW w:type="dxa" w:w="5270"/>
+          </w:tcPr>
+          <w:p>
+            <w:r>
+              <w:rPr>
+                <w:b w:val="0"/>
+                <w:sz w:val="18"/>
+              </w:rPr>
+              <w:t>IpadLogTest.SinkTcpNullParams / SinkSerialNullParams</w:t>
+            </w:r>
+          </w:p>
+        </w:tc>
+        <w:tc>
+          <w:tcPr>
+            <w:tcW w:type="dxa" w:w="5270"/>
+          </w:tcPr>
+          <w:p>
+            <w:r>
+              <w:rPr>
+                <w:b w:val="0"/>
+                <w:sz w:val="18"/>
+              </w:rPr>
+              <w:t>REQ-082</w:t>
+            </w:r>
+          </w:p>
+        </w:tc>
+      </w:tr>
+      <w:tr>
+        <w:tc>
+          <w:tcPr>
+            <w:tcW w:type="dxa" w:w="5270"/>
+          </w:tcPr>
+          <w:p>
+            <w:r>
+              <w:rPr>
+                <w:b w:val="0"/>
+                <w:sz w:val="18"/>
+              </w:rPr>
+              <w:t>IpadLogTest.TcpSinkConnectFailure / SerialOpenFailureOnBadDevice</w:t>
             </w:r>
           </w:p>
         </w:tc>
@@ -6150,7 +6894,7 @@
                 <w:b w:val="0"/>
                 <w:sz w:val="18"/>
               </w:rPr>
-              <w:t>TC_WF_01 — Full Lifecycle</w:t>
+              <w:t>TC_WF_01_FullLifecycle</w:t>
             </w:r>
           </w:p>
         </w:tc>
@@ -6180,7 +6924,7 @@
                 <w:b w:val="0"/>
                 <w:sz w:val="18"/>
               </w:rPr>
-              <w:t>TC_WF_02 — Multiple Profiles</w:t>
+              <w:t>TC_WF_02_MultipleProfiles_Exclusivity</w:t>
             </w:r>
           </w:p>
         </w:tc>
@@ -6210,7 +6954,7 @@
                 <w:b w:val="0"/>
                 <w:sz w:val="18"/>
               </w:rPr>
-              <w:t>TC_WF_03 — Event-driven Download</w:t>
+              <w:t>TC_WF_03_EventDrivenDownload</w:t>
             </w:r>
           </w:p>
         </w:tc>
@@ -6224,7 +6968,7 @@
                 <w:b w:val="0"/>
                 <w:sz w:val="18"/>
               </w:rPr>
-              <w:t>REQ-023  REQ-024  REQ-061  REQ-063</w:t>
+              <w:t>REQ-023  REQ-024  REQ-061</w:t>
             </w:r>
           </w:p>
         </w:tc>
@@ -6240,7 +6984,7 @@
                 <w:b w:val="0"/>
                 <w:sz w:val="18"/>
               </w:rPr>
-              <w:t>TC_WF_04 — Recovery After Failure</w:t>
+              <w:t>TC_WF_04_RecoveryAfterFailure</w:t>
             </w:r>
           </w:p>
         </w:tc>
@@ -6270,7 +7014,7 @@
                 <w:b w:val="0"/>
                 <w:sz w:val="18"/>
               </w:rPr>
-              <w:t>TC_WF_05 — Concurrent Operations</w:t>
+              <w:t>TC_WF_05_ConcurrentListDuringDownload</w:t>
             </w:r>
           </w:p>
         </w:tc>
@@ -6300,7 +7044,7 @@
                 <w:b w:val="0"/>
                 <w:sz w:val="18"/>
               </w:rPr>
-              <w:t>TC_WF_06 — Nickname Persistence</w:t>
+              <w:t>TC_WF_06_NicknamePersistence</w:t>
             </w:r>
           </w:p>
         </w:tc>
@@ -6330,7 +7074,7 @@
                 <w:b w:val="0"/>
                 <w:sz w:val="18"/>
               </w:rPr>
-              <w:t>TC_WF_07 — Diagnostic After Changes</w:t>
+              <w:t>TC_WF_07_DiagnosticAfterChanges</w:t>
             </w:r>
           </w:p>
         </w:tc>
@@ -6344,7 +7088,7 @@
                 <w:b w:val="0"/>
                 <w:sz w:val="18"/>
               </w:rPr>
-              <w:t>REQ-080</w:t>
+              <w:t>REQ-011  REQ-080</w:t>
             </w:r>
           </w:p>
         </w:tc>
@@ -6429,7 +7173,7 @@
                 <w:b w:val="0"/>
                 <w:sz w:val="18"/>
               </w:rPr>
-              <w:t>REQ-001  REQ-002  REQ-072</w:t>
+              <w:t>REQ-001  REQ-072</w:t>
             </w:r>
           </w:p>
         </w:tc>
@@ -6475,7 +7219,7 @@
                 <w:b w:val="0"/>
                 <w:sz w:val="18"/>
               </w:rPr>
-              <w:t>TV-LST-001..005</w:t>
+              <w:t>TV-LST-001..004</w:t>
             </w:r>
           </w:p>
         </w:tc>
@@ -6489,7 +7233,7 @@
                 <w:b w:val="0"/>
                 <w:sz w:val="18"/>
               </w:rPr>
-              <w:t>REQ-030  REQ-031  REQ-037</w:t>
+              <w:t>REQ-030</w:t>
             </w:r>
           </w:p>
         </w:tc>
@@ -6549,7 +7293,7 @@
                 <w:b w:val="0"/>
                 <w:sz w:val="18"/>
               </w:rPr>
-              <w:t>REQ-032  REQ-033</w:t>
+              <w:t>REQ-032  REQ-033  REQ-037</w:t>
             </w:r>
           </w:p>
         </w:tc>
@@ -6579,7 +7323,7 @@
                 <w:b w:val="0"/>
                 <w:sz w:val="18"/>
               </w:rPr>
-              <w:t>REQ-034</w:t>
+              <w:t>REQ-034  REQ-037</w:t>
             </w:r>
           </w:p>
         </w:tc>
@@ -6715,7 +7459,7 @@
                 <w:b w:val="0"/>
                 <w:sz w:val="18"/>
               </w:rPr>
-              <w:t>TV-UTIL-001..016</w:t>
+              <w:t>TV-UTIL-001</w:t>
             </w:r>
           </w:p>
         </w:tc>
@@ -6800,7 +7544,7 @@
                 <w:b w:val="0"/>
                 <w:sz w:val="18"/>
               </w:rPr>
-              <w:t>BenchSuite.GetEid</w:t>
+              <w:t>BenchInit.InitDeinitCycle</w:t>
             </w:r>
           </w:p>
         </w:tc>
@@ -6814,7 +7558,7 @@
                 <w:b w:val="0"/>
                 <w:sz w:val="18"/>
               </w:rPr>
-              <w:t>REQ-010</w:t>
+              <w:t>REQ-001  REQ-002</w:t>
             </w:r>
           </w:p>
         </w:tc>
@@ -6830,7 +7574,7 @@
                 <w:b w:val="0"/>
                 <w:sz w:val="18"/>
               </w:rPr>
-              <w:t>BenchSuite.GetEuiccInfo</w:t>
+              <w:t>BenchSuite.GetEid</w:t>
             </w:r>
           </w:p>
         </w:tc>
@@ -6844,7 +7588,7 @@
                 <w:b w:val="0"/>
                 <w:sz w:val="18"/>
               </w:rPr>
-              <w:t>REQ-011</w:t>
+              <w:t>REQ-010</w:t>
             </w:r>
           </w:p>
         </w:tc>
@@ -6860,7 +7604,7 @@
                 <w:b w:val="0"/>
                 <w:sz w:val="18"/>
               </w:rPr>
-              <w:t>BenchSuite.ProfileListEmpty/Eight</w:t>
+              <w:t>BenchSuite.GetEuiccInfo</w:t>
             </w:r>
           </w:p>
         </w:tc>
@@ -6874,7 +7618,7 @@
                 <w:b w:val="0"/>
                 <w:sz w:val="18"/>
               </w:rPr>
-              <w:t>REQ-030</w:t>
+              <w:t>REQ-011</w:t>
             </w:r>
           </w:p>
         </w:tc>
@@ -6890,7 +7634,7 @@
                 <w:b w:val="0"/>
                 <w:sz w:val="18"/>
               </w:rPr>
-              <w:t>BenchSuite.ProfileDownload</w:t>
+              <w:t>BenchSuite.ProfileListEmpty / ProfileListEight</w:t>
             </w:r>
           </w:p>
         </w:tc>
@@ -6904,7 +7648,7 @@
                 <w:b w:val="0"/>
                 <w:sz w:val="18"/>
               </w:rPr>
-              <w:t>REQ-020</w:t>
+              <w:t>REQ-030</w:t>
             </w:r>
           </w:p>
         </w:tc>
@@ -6920,7 +7664,7 @@
                 <w:b w:val="0"/>
                 <w:sz w:val="18"/>
               </w:rPr>
-              <w:t>BenchSuite.ProfileEnableDisable</w:t>
+              <w:t>BenchSuite.ProfileDownload</w:t>
             </w:r>
           </w:p>
         </w:tc>
@@ -6934,7 +7678,7 @@
                 <w:b w:val="0"/>
                 <w:sz w:val="18"/>
               </w:rPr>
-              <w:t>REQ-032  REQ-034</w:t>
+              <w:t>REQ-020</w:t>
             </w:r>
           </w:p>
         </w:tc>
@@ -6950,7 +7694,7 @@
                 <w:b w:val="0"/>
                 <w:sz w:val="18"/>
               </w:rPr>
-              <w:t>BenchSuite.EventSubscribeUnsubscribe</w:t>
+              <w:t>BenchSuite.ProfileEnableDisable</w:t>
             </w:r>
           </w:p>
         </w:tc>
@@ -6964,7 +7708,7 @@
                 <w:b w:val="0"/>
                 <w:sz w:val="18"/>
               </w:rPr>
-              <w:t>REQ-060</w:t>
+              <w:t>REQ-032  REQ-034</w:t>
             </w:r>
           </w:p>
         </w:tc>
@@ -6980,7 +7724,7 @@
                 <w:b w:val="0"/>
                 <w:sz w:val="18"/>
               </w:rPr>
-              <w:t>BenchSuite.EventDeliveryLatency</w:t>
+              <w:t>BenchSuite.EventSubscribeUnsubscribe</w:t>
             </w:r>
           </w:p>
         </w:tc>
@@ -6994,7 +7738,7 @@
                 <w:b w:val="0"/>
                 <w:sz w:val="18"/>
               </w:rPr>
-              <w:t>REQ-023  REQ-061</w:t>
+              <w:t>REQ-060</w:t>
             </w:r>
           </w:p>
         </w:tc>
@@ -7010,7 +7754,7 @@
                 <w:b w:val="0"/>
                 <w:sz w:val="18"/>
               </w:rPr>
-              <w:t>BenchSuite.DiagExportJson</w:t>
+              <w:t>BenchSuite.EventDeliveryLatency</w:t>
             </w:r>
           </w:p>
         </w:tc>
@@ -7024,7 +7768,7 @@
                 <w:b w:val="0"/>
                 <w:sz w:val="18"/>
               </w:rPr>
-              <w:t>REQ-080</w:t>
+              <w:t>REQ-023  REQ-061</w:t>
             </w:r>
           </w:p>
         </w:tc>
@@ -7040,7 +7784,7 @@
                 <w:b w:val="0"/>
                 <w:sz w:val="18"/>
               </w:rPr>
-              <w:t>BenchSuite.LogSetHandler</w:t>
+              <w:t>BenchSuite.DiagExportJson</w:t>
             </w:r>
           </w:p>
         </w:tc>
@@ -7054,7 +7798,7 @@
                 <w:b w:val="0"/>
                 <w:sz w:val="18"/>
               </w:rPr>
-              <w:t>REQ-081  REQ-082</w:t>
+              <w:t>REQ-080</w:t>
             </w:r>
           </w:p>
         </w:tc>
@@ -7070,7 +7814,7 @@
                 <w:b w:val="0"/>
                 <w:sz w:val="18"/>
               </w:rPr>
-              <w:t>BenchInit.InitDeinitCycle</w:t>
+              <w:t>BenchSuite.LogSetHandler</w:t>
             </w:r>
           </w:p>
         </w:tc>
@@ -7084,7 +7828,7 @@
                 <w:b w:val="0"/>
                 <w:sz w:val="18"/>
               </w:rPr>
-              <w:t>REQ-001  REQ-002</w:t>
+              <w:t>REQ-081  REQ-082</w:t>
             </w:r>
           </w:p>
         </w:tc>
